--- a/test_document_格式化.docx
+++ b/test_document_格式化.docx
@@ -5,11 +5,12 @@
     <w:p>
       <w:pPr>
         <w:spacing w:before="240" w:after="120"/>
+        <w:ind w:firstLine="0"/>
         <w:jc w:val="center"/>
       </w:pPr>
       <w:r>
         <w:rPr>
-          <w:rFonts w:ascii="黑体" w:hAnsi="黑体" w:eastAsia="黑体"/>
+          <w:rFonts w:ascii="宋体" w:hAnsi="宋体" w:eastAsia="宋体"/>
           <w:b/>
           <w:color w:val="000000"/>
           <w:sz w:val="36"/>
@@ -21,10 +22,12 @@
       <w:pPr>
         <w:spacing w:line="360" w:lineRule="auto" w:before="0" w:after="0"/>
         <w:ind w:firstLine="480"/>
+        <w:jc w:val="both"/>
       </w:pPr>
       <w:r>
         <w:rPr>
-          <w:rFonts w:ascii="宋体" w:hAnsi="宋体" w:eastAsia="宋体"/>
+          <w:rFonts w:ascii="仿宋_GB2312" w:hAnsi="仿宋_GB2312" w:eastAsia="仿宋_GB2312"/>
+          <w:b w:val="0"/>
           <w:color w:val="000000"/>
           <w:sz w:val="24"/>
         </w:rPr>
@@ -34,14 +37,15 @@
     <w:p>
       <w:pPr>
         <w:spacing w:before="200" w:after="100"/>
-        <w:jc w:val="left"/>
+        <w:ind w:firstLine="480"/>
+        <w:jc w:val="both"/>
       </w:pPr>
       <w:r>
         <w:rPr>
           <w:rFonts w:ascii="黑体" w:hAnsi="黑体" w:eastAsia="黑体"/>
           <w:b/>
           <w:color w:val="000000"/>
-          <w:sz w:val="32"/>
+          <w:sz w:val="24"/>
         </w:rPr>
         <w:t>二级标题示例</w:t>
       </w:r>
@@ -50,10 +54,12 @@
       <w:pPr>
         <w:spacing w:line="360" w:lineRule="auto" w:before="0" w:after="0"/>
         <w:ind w:firstLine="480"/>
+        <w:jc w:val="both"/>
       </w:pPr>
       <w:r>
         <w:rPr>
-          <w:rFonts w:ascii="宋体" w:hAnsi="宋体" w:eastAsia="宋体"/>
+          <w:rFonts w:ascii="仿宋_GB2312" w:hAnsi="仿宋_GB2312" w:eastAsia="仿宋_GB2312"/>
+          <w:b w:val="0"/>
           <w:color w:val="000000"/>
           <w:sz w:val="24"/>
         </w:rPr>
@@ -63,14 +69,15 @@
     <w:p>
       <w:pPr>
         <w:spacing w:before="160" w:after="80"/>
-        <w:jc w:val="left"/>
+        <w:ind w:firstLine="480"/>
+        <w:jc w:val="both"/>
       </w:pPr>
       <w:r>
         <w:rPr>
-          <w:rFonts w:ascii="黑体" w:hAnsi="黑体" w:eastAsia="黑体"/>
+          <w:rFonts w:ascii="楷体_GB2312" w:hAnsi="楷体_GB2312" w:eastAsia="楷体_GB2312"/>
           <w:b/>
           <w:color w:val="000000"/>
-          <w:sz w:val="28"/>
+          <w:sz w:val="24"/>
         </w:rPr>
         <w:t>三级标题示例</w:t>
       </w:r>
@@ -79,10 +86,12 @@
       <w:pPr>
         <w:spacing w:line="360" w:lineRule="auto" w:before="0" w:after="0"/>
         <w:ind w:firstLine="480"/>
+        <w:jc w:val="both"/>
       </w:pPr>
       <w:r>
         <w:rPr>
-          <w:rFonts w:ascii="宋体" w:hAnsi="宋体" w:eastAsia="宋体"/>
+          <w:rFonts w:ascii="仿宋_GB2312" w:hAnsi="仿宋_GB2312" w:eastAsia="仿宋_GB2312"/>
+          <w:b w:val="0"/>
           <w:color w:val="000000"/>
           <w:sz w:val="24"/>
         </w:rPr>
@@ -92,11 +101,12 @@
     <w:p>
       <w:pPr>
         <w:spacing w:before="120" w:after="60"/>
-        <w:jc w:val="left"/>
+        <w:ind w:firstLine="480"/>
+        <w:jc w:val="both"/>
       </w:pPr>
       <w:r>
         <w:rPr>
-          <w:rFonts w:ascii="楷体" w:hAnsi="楷体" w:eastAsia="楷体"/>
+          <w:rFonts w:ascii="仿宋_GB2312" w:hAnsi="仿宋_GB2312" w:eastAsia="仿宋_GB2312"/>
           <w:b/>
           <w:color w:val="000000"/>
           <w:sz w:val="24"/>
@@ -108,10 +118,12 @@
       <w:pPr>
         <w:spacing w:line="360" w:lineRule="auto" w:before="0" w:after="0"/>
         <w:ind w:firstLine="480"/>
+        <w:jc w:val="both"/>
       </w:pPr>
       <w:r>
         <w:rPr>
-          <w:rFonts w:ascii="宋体" w:hAnsi="宋体" w:eastAsia="宋体"/>
+          <w:rFonts w:ascii="仿宋_GB2312" w:hAnsi="仿宋_GB2312" w:eastAsia="仿宋_GB2312"/>
+          <w:b w:val="0"/>
           <w:color w:val="000000"/>
           <w:sz w:val="24"/>
         </w:rPr>
@@ -121,12 +133,13 @@
     <w:p>
       <w:pPr>
         <w:spacing w:before="100" w:after="50"/>
-        <w:jc w:val="left"/>
+        <w:ind w:firstLine="480"/>
+        <w:jc w:val="both"/>
       </w:pPr>
       <w:r>
         <w:rPr>
-          <w:rFonts w:ascii="楷体" w:hAnsi="楷体" w:eastAsia="楷体"/>
-          <w:b w:val="0"/>
+          <w:rFonts w:ascii="仿宋_GB2312" w:hAnsi="仿宋_GB2312" w:eastAsia="仿宋_GB2312"/>
+          <w:b/>
           <w:color w:val="000000"/>
           <w:sz w:val="24"/>
         </w:rPr>
@@ -137,10 +150,12 @@
       <w:pPr>
         <w:spacing w:line="360" w:lineRule="auto" w:before="0" w:after="0"/>
         <w:ind w:firstLine="480"/>
+        <w:jc w:val="both"/>
       </w:pPr>
       <w:r>
         <w:rPr>
-          <w:rFonts w:ascii="宋体" w:hAnsi="宋体" w:eastAsia="宋体"/>
+          <w:rFonts w:ascii="仿宋_GB2312" w:hAnsi="仿宋_GB2312" w:eastAsia="仿宋_GB2312"/>
+          <w:b w:val="0"/>
           <w:color w:val="000000"/>
           <w:sz w:val="24"/>
         </w:rPr>
@@ -150,14 +165,15 @@
     <w:p>
       <w:pPr>
         <w:spacing w:before="80" w:after="40"/>
-        <w:jc w:val="left"/>
+        <w:ind w:firstLine="480"/>
+        <w:jc w:val="both"/>
       </w:pPr>
       <w:r>
         <w:rPr>
-          <w:rFonts w:ascii="楷体" w:hAnsi="楷体" w:eastAsia="楷体"/>
-          <w:b w:val="0"/>
+          <w:rFonts w:ascii="仿宋_GB2312" w:hAnsi="仿宋_GB2312" w:eastAsia="仿宋_GB2312"/>
+          <w:b/>
           <w:color w:val="000000"/>
-          <w:sz w:val="22"/>
+          <w:sz w:val="24"/>
         </w:rPr>
         <w:t>六级标题示例</w:t>
       </w:r>
@@ -166,10 +182,12 @@
       <w:pPr>
         <w:spacing w:line="360" w:lineRule="auto" w:before="0" w:after="0"/>
         <w:ind w:firstLine="480"/>
+        <w:jc w:val="both"/>
       </w:pPr>
       <w:r>
         <w:rPr>
-          <w:rFonts w:ascii="宋体" w:hAnsi="宋体" w:eastAsia="宋体"/>
+          <w:rFonts w:ascii="仿宋_GB2312" w:hAnsi="仿宋_GB2312" w:eastAsia="仿宋_GB2312"/>
+          <w:b w:val="0"/>
           <w:color w:val="000000"/>
           <w:sz w:val="24"/>
         </w:rPr>
@@ -179,14 +197,15 @@
     <w:p>
       <w:pPr>
         <w:spacing w:before="200" w:after="100"/>
-        <w:jc w:val="left"/>
+        <w:ind w:firstLine="480"/>
+        <w:jc w:val="both"/>
       </w:pPr>
       <w:r>
         <w:rPr>
           <w:rFonts w:ascii="黑体" w:hAnsi="黑体" w:eastAsia="黑体"/>
           <w:b/>
           <w:color w:val="000000"/>
-          <w:sz w:val="32"/>
+          <w:sz w:val="24"/>
         </w:rPr>
         <w:t>列表示例</w:t>
       </w:r>
@@ -194,14 +213,15 @@
     <w:p>
       <w:pPr>
         <w:spacing w:before="160" w:after="80"/>
-        <w:jc w:val="left"/>
+        <w:ind w:firstLine="480"/>
+        <w:jc w:val="both"/>
       </w:pPr>
       <w:r>
         <w:rPr>
-          <w:rFonts w:ascii="黑体" w:hAnsi="黑体" w:eastAsia="黑体"/>
+          <w:rFonts w:ascii="楷体_GB2312" w:hAnsi="楷体_GB2312" w:eastAsia="楷体_GB2312"/>
           <w:b/>
           <w:color w:val="000000"/>
-          <w:sz w:val="28"/>
+          <w:sz w:val="24"/>
         </w:rPr>
         <w:t>无序列表</w:t>
       </w:r>
@@ -212,7 +232,7 @@
       </w:pPr>
       <w:r>
         <w:rPr>
-          <w:rFonts w:ascii="宋体" w:hAnsi="宋体" w:eastAsia="宋体"/>
+          <w:rFonts w:ascii="仿宋_GB2312" w:hAnsi="仿宋_GB2312" w:eastAsia="仿宋_GB2312"/>
           <w:sz w:val="24"/>
         </w:rPr>
         <w:t>• 列表项1</w:t>
@@ -224,7 +244,7 @@
       </w:pPr>
       <w:r>
         <w:rPr>
-          <w:rFonts w:ascii="宋体" w:hAnsi="宋体" w:eastAsia="宋体"/>
+          <w:rFonts w:ascii="仿宋_GB2312" w:hAnsi="仿宋_GB2312" w:eastAsia="仿宋_GB2312"/>
           <w:sz w:val="24"/>
         </w:rPr>
         <w:t>• 列表项2</w:t>
@@ -236,7 +256,7 @@
       </w:pPr>
       <w:r>
         <w:rPr>
-          <w:rFonts w:ascii="宋体" w:hAnsi="宋体" w:eastAsia="宋体"/>
+          <w:rFonts w:ascii="仿宋_GB2312" w:hAnsi="仿宋_GB2312" w:eastAsia="仿宋_GB2312"/>
           <w:sz w:val="24"/>
         </w:rPr>
         <w:t>• 列表项3</w:t>
@@ -245,14 +265,15 @@
     <w:p>
       <w:pPr>
         <w:spacing w:before="160" w:after="80"/>
-        <w:jc w:val="left"/>
+        <w:ind w:firstLine="480"/>
+        <w:jc w:val="both"/>
       </w:pPr>
       <w:r>
         <w:rPr>
-          <w:rFonts w:ascii="黑体" w:hAnsi="黑体" w:eastAsia="黑体"/>
+          <w:rFonts w:ascii="楷体_GB2312" w:hAnsi="楷体_GB2312" w:eastAsia="楷体_GB2312"/>
           <w:b/>
           <w:color w:val="000000"/>
-          <w:sz w:val="28"/>
+          <w:sz w:val="24"/>
         </w:rPr>
         <w:t>有序列表</w:t>
       </w:r>
@@ -263,7 +284,7 @@
       </w:pPr>
       <w:r>
         <w:rPr>
-          <w:rFonts w:ascii="宋体" w:hAnsi="宋体" w:eastAsia="宋体"/>
+          <w:rFonts w:ascii="仿宋_GB2312" w:hAnsi="仿宋_GB2312" w:eastAsia="仿宋_GB2312"/>
           <w:sz w:val="24"/>
         </w:rPr>
         <w:t>第一项</w:t>
@@ -275,7 +296,7 @@
       </w:pPr>
       <w:r>
         <w:rPr>
-          <w:rFonts w:ascii="宋体" w:hAnsi="宋体" w:eastAsia="宋体"/>
+          <w:rFonts w:ascii="仿宋_GB2312" w:hAnsi="仿宋_GB2312" w:eastAsia="仿宋_GB2312"/>
           <w:sz w:val="24"/>
         </w:rPr>
         <w:t>第二项</w:t>
@@ -287,7 +308,7 @@
       </w:pPr>
       <w:r>
         <w:rPr>
-          <w:rFonts w:ascii="宋体" w:hAnsi="宋体" w:eastAsia="宋体"/>
+          <w:rFonts w:ascii="仿宋_GB2312" w:hAnsi="仿宋_GB2312" w:eastAsia="仿宋_GB2312"/>
           <w:sz w:val="24"/>
         </w:rPr>
         <w:t>第三项</w:t>
@@ -296,14 +317,15 @@
     <w:p>
       <w:pPr>
         <w:spacing w:before="200" w:after="100"/>
-        <w:jc w:val="left"/>
+        <w:ind w:firstLine="480"/>
+        <w:jc w:val="both"/>
       </w:pPr>
       <w:r>
         <w:rPr>
           <w:rFonts w:ascii="黑体" w:hAnsi="黑体" w:eastAsia="黑体"/>
           <w:b/>
           <w:color w:val="000000"/>
-          <w:sz w:val="32"/>
+          <w:sz w:val="24"/>
         </w:rPr>
         <w:t>代码块示例</w:t>
       </w:r>
@@ -327,14 +349,15 @@
     <w:p>
       <w:pPr>
         <w:spacing w:before="200" w:after="100"/>
-        <w:jc w:val="left"/>
+        <w:ind w:firstLine="480"/>
+        <w:jc w:val="both"/>
       </w:pPr>
       <w:r>
         <w:rPr>
           <w:rFonts w:ascii="黑体" w:hAnsi="黑体" w:eastAsia="黑体"/>
           <w:b/>
           <w:color w:val="000000"/>
-          <w:sz w:val="32"/>
+          <w:sz w:val="24"/>
         </w:rPr>
         <w:t>表格示例</w:t>
       </w:r>
@@ -343,7 +366,9 @@
       <w:tblPr>
         <w:tblStyle w:val="TableGrid"/>
         <w:tblW w:type="auto" w:w="0"/>
+        <w:jc w:val="center"/>
         <w:tblLook w:firstColumn="1" w:firstRow="1" w:lastColumn="0" w:lastRow="0" w:noHBand="0" w:noVBand="1" w:val="04A0"/>
+        <w:tblLayout w:type="auto"/>
       </w:tblPr>
       <w:tblGrid>
         <w:gridCol w:w="2880"/>
@@ -351,15 +376,31 @@
         <w:gridCol w:w="2880"/>
       </w:tblGrid>
       <w:tr>
+        <w:trPr/>
         <w:tc>
           <w:tcPr>
             <w:tcW w:type="dxa" w:w="2880"/>
+            <w:vAlign w:val="center"/>
+            <w:tcBorders>
+              <w:top w:val="single" w:sz="8" w:color="000000" w:space="0"/>
+              <w:left w:val="single" w:sz="8" w:color="000000" w:space="0"/>
+              <w:bottom w:val="single" w:sz="8" w:color="000000" w:space="0"/>
+              <w:right w:val="single" w:sz="8" w:color="000000" w:space="0"/>
+            </w:tcBorders>
+            <w:shd w:val="clear" w:color="auto" w:fill="D9D9D9"/>
           </w:tcPr>
           <w:p>
+            <w:pPr>
+              <w:keepNext/>
+              <w:jc w:val="center"/>
+            </w:pPr>
             <w:r>
               <w:rPr>
-                <w:rFonts w:ascii="宋体" w:hAnsi="宋体" w:eastAsia="宋体"/>
-                <w:sz w:val="20"/>
+                <w:rFonts w:ascii="宋体" w:hAnsi="宋体" w:eastAsia="宋体" w:cs="宋体"/>
+                <w:b/>
+                <w:i w:val="0"/>
+                <w:color w:val="000000"/>
+                <w:sz w:val="21"/>
               </w:rPr>
               <w:t>姓名</w:t>
             </w:r>
@@ -368,12 +409,27 @@
         <w:tc>
           <w:tcPr>
             <w:tcW w:type="dxa" w:w="2880"/>
+            <w:vAlign w:val="center"/>
+            <w:tcBorders>
+              <w:top w:val="single" w:sz="8" w:color="000000" w:space="0"/>
+              <w:left w:val="single" w:sz="8" w:color="000000" w:space="0"/>
+              <w:bottom w:val="single" w:sz="8" w:color="000000" w:space="0"/>
+              <w:right w:val="single" w:sz="8" w:color="000000" w:space="0"/>
+            </w:tcBorders>
+            <w:shd w:val="clear" w:color="auto" w:fill="D9D9D9"/>
           </w:tcPr>
           <w:p>
+            <w:pPr>
+              <w:keepNext/>
+              <w:jc w:val="center"/>
+            </w:pPr>
             <w:r>
               <w:rPr>
-                <w:rFonts w:ascii="宋体" w:hAnsi="宋体" w:eastAsia="宋体"/>
-                <w:sz w:val="20"/>
+                <w:rFonts w:ascii="宋体" w:hAnsi="宋体" w:eastAsia="宋体" w:cs="宋体"/>
+                <w:b/>
+                <w:i w:val="0"/>
+                <w:color w:val="000000"/>
+                <w:sz w:val="21"/>
               </w:rPr>
               <w:t>年龄</w:t>
             </w:r>
@@ -382,12 +438,27 @@
         <w:tc>
           <w:tcPr>
             <w:tcW w:type="dxa" w:w="2880"/>
+            <w:vAlign w:val="center"/>
+            <w:tcBorders>
+              <w:top w:val="single" w:sz="8" w:color="000000" w:space="0"/>
+              <w:left w:val="single" w:sz="8" w:color="000000" w:space="0"/>
+              <w:bottom w:val="single" w:sz="8" w:color="000000" w:space="0"/>
+              <w:right w:val="single" w:sz="8" w:color="000000" w:space="0"/>
+            </w:tcBorders>
+            <w:shd w:val="clear" w:color="auto" w:fill="D9D9D9"/>
           </w:tcPr>
           <w:p>
+            <w:pPr>
+              <w:keepNext/>
+              <w:jc w:val="center"/>
+            </w:pPr>
             <w:r>
               <w:rPr>
-                <w:rFonts w:ascii="宋体" w:hAnsi="宋体" w:eastAsia="宋体"/>
-                <w:sz w:val="20"/>
+                <w:rFonts w:ascii="宋体" w:hAnsi="宋体" w:eastAsia="宋体" w:cs="宋体"/>
+                <w:b/>
+                <w:i w:val="0"/>
+                <w:color w:val="000000"/>
+                <w:sz w:val="21"/>
               </w:rPr>
               <w:t>职业</w:t>
             </w:r>
@@ -395,15 +466,30 @@
         </w:tc>
       </w:tr>
       <w:tr>
+        <w:trPr/>
         <w:tc>
           <w:tcPr>
             <w:tcW w:type="dxa" w:w="2880"/>
+            <w:vAlign w:val="center"/>
+            <w:tcBorders>
+              <w:top w:val="single" w:sz="8" w:color="000000" w:space="0"/>
+              <w:left w:val="single" w:sz="8" w:color="000000" w:space="0"/>
+              <w:bottom w:val="single" w:sz="8" w:color="000000" w:space="0"/>
+              <w:right w:val="single" w:sz="8" w:color="000000" w:space="0"/>
+            </w:tcBorders>
+            <w:shd w:val="clear" w:color="auto" w:fill="FFFFFF"/>
           </w:tcPr>
           <w:p>
+            <w:pPr>
+              <w:jc w:val="center"/>
+            </w:pPr>
             <w:r>
               <w:rPr>
-                <w:rFonts w:ascii="宋体" w:hAnsi="宋体" w:eastAsia="宋体"/>
-                <w:sz w:val="20"/>
+                <w:rFonts w:ascii="宋体" w:hAnsi="宋体" w:eastAsia="宋体" w:cs="宋体"/>
+                <w:b w:val="0"/>
+                <w:i w:val="0"/>
+                <w:color w:val="000000"/>
+                <w:sz w:val="21"/>
               </w:rPr>
               <w:t>张三</w:t>
             </w:r>
@@ -412,12 +498,26 @@
         <w:tc>
           <w:tcPr>
             <w:tcW w:type="dxa" w:w="2880"/>
+            <w:vAlign w:val="center"/>
+            <w:tcBorders>
+              <w:top w:val="single" w:sz="8" w:color="000000" w:space="0"/>
+              <w:left w:val="single" w:sz="8" w:color="000000" w:space="0"/>
+              <w:bottom w:val="single" w:sz="8" w:color="000000" w:space="0"/>
+              <w:right w:val="single" w:sz="8" w:color="000000" w:space="0"/>
+            </w:tcBorders>
+            <w:shd w:val="clear" w:color="auto" w:fill="FFFFFF"/>
           </w:tcPr>
           <w:p>
+            <w:pPr>
+              <w:jc w:val="center"/>
+            </w:pPr>
             <w:r>
               <w:rPr>
-                <w:rFonts w:ascii="宋体" w:hAnsi="宋体" w:eastAsia="宋体"/>
-                <w:sz w:val="20"/>
+                <w:rFonts w:ascii="宋体" w:hAnsi="宋体" w:eastAsia="宋体" w:cs="宋体"/>
+                <w:b w:val="0"/>
+                <w:i w:val="0"/>
+                <w:color w:val="000000"/>
+                <w:sz w:val="21"/>
               </w:rPr>
               <w:t>25</w:t>
             </w:r>
@@ -426,12 +526,26 @@
         <w:tc>
           <w:tcPr>
             <w:tcW w:type="dxa" w:w="2880"/>
+            <w:vAlign w:val="center"/>
+            <w:tcBorders>
+              <w:top w:val="single" w:sz="8" w:color="000000" w:space="0"/>
+              <w:left w:val="single" w:sz="8" w:color="000000" w:space="0"/>
+              <w:bottom w:val="single" w:sz="8" w:color="000000" w:space="0"/>
+              <w:right w:val="single" w:sz="8" w:color="000000" w:space="0"/>
+            </w:tcBorders>
+            <w:shd w:val="clear" w:color="auto" w:fill="FFFFFF"/>
           </w:tcPr>
           <w:p>
+            <w:pPr>
+              <w:jc w:val="center"/>
+            </w:pPr>
             <w:r>
               <w:rPr>
-                <w:rFonts w:ascii="宋体" w:hAnsi="宋体" w:eastAsia="宋体"/>
-                <w:sz w:val="20"/>
+                <w:rFonts w:ascii="宋体" w:hAnsi="宋体" w:eastAsia="宋体" w:cs="宋体"/>
+                <w:b w:val="0"/>
+                <w:i w:val="0"/>
+                <w:color w:val="000000"/>
+                <w:sz w:val="21"/>
               </w:rPr>
               <w:t>工程师</w:t>
             </w:r>
@@ -439,15 +553,30 @@
         </w:tc>
       </w:tr>
       <w:tr>
+        <w:trPr/>
         <w:tc>
           <w:tcPr>
             <w:tcW w:type="dxa" w:w="2880"/>
+            <w:vAlign w:val="center"/>
+            <w:tcBorders>
+              <w:top w:val="single" w:sz="8" w:color="000000" w:space="0"/>
+              <w:left w:val="single" w:sz="8" w:color="000000" w:space="0"/>
+              <w:bottom w:val="single" w:sz="8" w:color="000000" w:space="0"/>
+              <w:right w:val="single" w:sz="8" w:color="000000" w:space="0"/>
+            </w:tcBorders>
+            <w:shd w:val="clear" w:color="auto" w:fill="FFFFFF"/>
           </w:tcPr>
           <w:p>
+            <w:pPr>
+              <w:jc w:val="center"/>
+            </w:pPr>
             <w:r>
               <w:rPr>
-                <w:rFonts w:ascii="宋体" w:hAnsi="宋体" w:eastAsia="宋体"/>
-                <w:sz w:val="20"/>
+                <w:rFonts w:ascii="宋体" w:hAnsi="宋体" w:eastAsia="宋体" w:cs="宋体"/>
+                <w:b w:val="0"/>
+                <w:i w:val="0"/>
+                <w:color w:val="000000"/>
+                <w:sz w:val="21"/>
               </w:rPr>
               <w:t>李四</w:t>
             </w:r>
@@ -456,12 +585,26 @@
         <w:tc>
           <w:tcPr>
             <w:tcW w:type="dxa" w:w="2880"/>
+            <w:vAlign w:val="center"/>
+            <w:tcBorders>
+              <w:top w:val="single" w:sz="8" w:color="000000" w:space="0"/>
+              <w:left w:val="single" w:sz="8" w:color="000000" w:space="0"/>
+              <w:bottom w:val="single" w:sz="8" w:color="000000" w:space="0"/>
+              <w:right w:val="single" w:sz="8" w:color="000000" w:space="0"/>
+            </w:tcBorders>
+            <w:shd w:val="clear" w:color="auto" w:fill="FFFFFF"/>
           </w:tcPr>
           <w:p>
+            <w:pPr>
+              <w:jc w:val="center"/>
+            </w:pPr>
             <w:r>
               <w:rPr>
-                <w:rFonts w:ascii="宋体" w:hAnsi="宋体" w:eastAsia="宋体"/>
-                <w:sz w:val="20"/>
+                <w:rFonts w:ascii="宋体" w:hAnsi="宋体" w:eastAsia="宋体" w:cs="宋体"/>
+                <w:b w:val="0"/>
+                <w:i w:val="0"/>
+                <w:color w:val="000000"/>
+                <w:sz w:val="21"/>
               </w:rPr>
               <w:t>30</w:t>
             </w:r>
@@ -470,12 +613,26 @@
         <w:tc>
           <w:tcPr>
             <w:tcW w:type="dxa" w:w="2880"/>
+            <w:vAlign w:val="center"/>
+            <w:tcBorders>
+              <w:top w:val="single" w:sz="8" w:color="000000" w:space="0"/>
+              <w:left w:val="single" w:sz="8" w:color="000000" w:space="0"/>
+              <w:bottom w:val="single" w:sz="8" w:color="000000" w:space="0"/>
+              <w:right w:val="single" w:sz="8" w:color="000000" w:space="0"/>
+            </w:tcBorders>
+            <w:shd w:val="clear" w:color="auto" w:fill="FFFFFF"/>
           </w:tcPr>
           <w:p>
+            <w:pPr>
+              <w:jc w:val="center"/>
+            </w:pPr>
             <w:r>
               <w:rPr>
-                <w:rFonts w:ascii="宋体" w:hAnsi="宋体" w:eastAsia="宋体"/>
-                <w:sz w:val="20"/>
+                <w:rFonts w:ascii="宋体" w:hAnsi="宋体" w:eastAsia="宋体" w:cs="宋体"/>
+                <w:b w:val="0"/>
+                <w:i w:val="0"/>
+                <w:color w:val="000000"/>
+                <w:sz w:val="21"/>
               </w:rPr>
               <w:t>设计师</w:t>
             </w:r>
@@ -483,15 +640,30 @@
         </w:tc>
       </w:tr>
       <w:tr>
+        <w:trPr/>
         <w:tc>
           <w:tcPr>
             <w:tcW w:type="dxa" w:w="2880"/>
+            <w:vAlign w:val="center"/>
+            <w:tcBorders>
+              <w:top w:val="single" w:sz="8" w:color="000000" w:space="0"/>
+              <w:left w:val="single" w:sz="8" w:color="000000" w:space="0"/>
+              <w:bottom w:val="single" w:sz="8" w:color="000000" w:space="0"/>
+              <w:right w:val="single" w:sz="8" w:color="000000" w:space="0"/>
+            </w:tcBorders>
+            <w:shd w:val="clear" w:color="auto" w:fill="FFFFFF"/>
           </w:tcPr>
           <w:p>
+            <w:pPr>
+              <w:jc w:val="center"/>
+            </w:pPr>
             <w:r>
               <w:rPr>
-                <w:rFonts w:ascii="宋体" w:hAnsi="宋体" w:eastAsia="宋体"/>
-                <w:sz w:val="20"/>
+                <w:rFonts w:ascii="宋体" w:hAnsi="宋体" w:eastAsia="宋体" w:cs="宋体"/>
+                <w:b w:val="0"/>
+                <w:i w:val="0"/>
+                <w:color w:val="000000"/>
+                <w:sz w:val="21"/>
               </w:rPr>
               <w:t>王五</w:t>
             </w:r>
@@ -500,12 +672,26 @@
         <w:tc>
           <w:tcPr>
             <w:tcW w:type="dxa" w:w="2880"/>
+            <w:vAlign w:val="center"/>
+            <w:tcBorders>
+              <w:top w:val="single" w:sz="8" w:color="000000" w:space="0"/>
+              <w:left w:val="single" w:sz="8" w:color="000000" w:space="0"/>
+              <w:bottom w:val="single" w:sz="8" w:color="000000" w:space="0"/>
+              <w:right w:val="single" w:sz="8" w:color="000000" w:space="0"/>
+            </w:tcBorders>
+            <w:shd w:val="clear" w:color="auto" w:fill="FFFFFF"/>
           </w:tcPr>
           <w:p>
+            <w:pPr>
+              <w:jc w:val="center"/>
+            </w:pPr>
             <w:r>
               <w:rPr>
-                <w:rFonts w:ascii="宋体" w:hAnsi="宋体" w:eastAsia="宋体"/>
-                <w:sz w:val="20"/>
+                <w:rFonts w:ascii="宋体" w:hAnsi="宋体" w:eastAsia="宋体" w:cs="宋体"/>
+                <w:b w:val="0"/>
+                <w:i w:val="0"/>
+                <w:color w:val="000000"/>
+                <w:sz w:val="21"/>
               </w:rPr>
               <w:t>28</w:t>
             </w:r>
@@ -514,12 +700,26 @@
         <w:tc>
           <w:tcPr>
             <w:tcW w:type="dxa" w:w="2880"/>
+            <w:vAlign w:val="center"/>
+            <w:tcBorders>
+              <w:top w:val="single" w:sz="8" w:color="000000" w:space="0"/>
+              <w:left w:val="single" w:sz="8" w:color="000000" w:space="0"/>
+              <w:bottom w:val="single" w:sz="8" w:color="000000" w:space="0"/>
+              <w:right w:val="single" w:sz="8" w:color="000000" w:space="0"/>
+            </w:tcBorders>
+            <w:shd w:val="clear" w:color="auto" w:fill="FFFFFF"/>
           </w:tcPr>
           <w:p>
+            <w:pPr>
+              <w:jc w:val="center"/>
+            </w:pPr>
             <w:r>
               <w:rPr>
-                <w:rFonts w:ascii="宋体" w:hAnsi="宋体" w:eastAsia="宋体"/>
-                <w:sz w:val="20"/>
+                <w:rFonts w:ascii="宋体" w:hAnsi="宋体" w:eastAsia="宋体" w:cs="宋体"/>
+                <w:b w:val="0"/>
+                <w:i w:val="0"/>
+                <w:color w:val="000000"/>
+                <w:sz w:val="21"/>
               </w:rPr>
               <w:t>产品经理</w:t>
             </w:r>
@@ -530,14 +730,15 @@
     <w:p>
       <w:pPr>
         <w:spacing w:before="200" w:after="100"/>
-        <w:jc w:val="left"/>
+        <w:ind w:firstLine="480"/>
+        <w:jc w:val="both"/>
       </w:pPr>
       <w:r>
         <w:rPr>
           <w:rFonts w:ascii="黑体" w:hAnsi="黑体" w:eastAsia="黑体"/>
           <w:b/>
           <w:color w:val="000000"/>
-          <w:sz w:val="32"/>
+          <w:sz w:val="24"/>
         </w:rPr>
         <w:t>普通段落</w:t>
       </w:r>
@@ -546,10 +747,12 @@
       <w:pPr>
         <w:spacing w:line="360" w:lineRule="auto" w:before="0" w:after="0"/>
         <w:ind w:firstLine="480"/>
+        <w:jc w:val="both"/>
       </w:pPr>
       <w:r>
         <w:rPr>
-          <w:rFonts w:ascii="宋体" w:hAnsi="宋体" w:eastAsia="宋体"/>
+          <w:rFonts w:ascii="仿宋_GB2312" w:hAnsi="仿宋_GB2312" w:eastAsia="仿宋_GB2312"/>
+          <w:b w:val="0"/>
           <w:color w:val="000000"/>
           <w:sz w:val="24"/>
         </w:rPr>
@@ -560,10 +763,12 @@
       <w:pPr>
         <w:spacing w:line="360" w:lineRule="auto" w:before="0" w:after="0"/>
         <w:ind w:firstLine="480"/>
+        <w:jc w:val="both"/>
       </w:pPr>
       <w:r>
         <w:rPr>
-          <w:rFonts w:ascii="宋体" w:hAnsi="宋体" w:eastAsia="宋体"/>
+          <w:rFonts w:ascii="仿宋_GB2312" w:hAnsi="仿宋_GB2312" w:eastAsia="仿宋_GB2312"/>
+          <w:b w:val="0"/>
           <w:color w:val="000000"/>
           <w:sz w:val="24"/>
         </w:rPr>
@@ -571,6 +776,7 @@
       </w:r>
     </w:p>
     <w:sectPr>
+      <w:footerReference w:type="default" r:id="rId9"/>
       <w:pgSz w:w="12240" w:h="15840"/>
       <w:pgMar w:top="1440" w:right="1800" w:bottom="1440" w:left="1800" w:header="720" w:footer="720" w:gutter="0"/>
       <w:cols w:space="720"/>
@@ -578,6 +784,29 @@
     </w:sectPr>
   </w:body>
 </w:document>
+</file>
+
+<file path=word/footer1.xml><?xml version="1.0" encoding="utf-8"?>
+<w:ftr xmlns:m="http://schemas.openxmlformats.org/officeDocument/2006/math" xmlns:mc="http://schemas.openxmlformats.org/markup-compatibility/2006" xmlns:mo="http://schemas.microsoft.com/office/mac/office/2008/main" xmlns:mv="urn:schemas-microsoft-com:mac:vml" xmlns:o="urn:schemas-microsoft-com:office:office" xmlns:r="http://schemas.openxmlformats.org/officeDocument/2006/relationships" xmlns:v="urn:schemas-microsoft-com:vml" xmlns:w10="urn:schemas-microsoft-com:office:word" xmlns:w14="http://schemas.microsoft.com/office/word/2010/wordml" xmlns:w="http://schemas.openxmlformats.org/wordprocessingml/2006/main" xmlns:wne="http://schemas.microsoft.com/office/word/2006/wordml" xmlns:wp14="http://schemas.microsoft.com/office/word/2010/wordprocessingDrawing" xmlns:wp="http://schemas.openxmlformats.org/drawingml/2006/wordprocessingDrawing" xmlns:wpc="http://schemas.microsoft.com/office/word/2010/wordprocessingCanvas" xmlns:wpg="http://schemas.microsoft.com/office/word/2010/wordprocessingGroup" xmlns:wpi="http://schemas.microsoft.com/office/word/2010/wordprocessingInk" xmlns:wps="http://schemas.microsoft.com/office/word/2010/wordprocessingShape" mc:Ignorable="w14 wp14">
+  <w:p>
+    <w:pPr>
+      <w:pStyle w:val="Footer"/>
+      <w:jc w:val="center"/>
+    </w:pPr>
+    <w:r>
+      <w:rPr>
+        <w:rFonts w:ascii="Times New Roman" w:hAnsi="Times New Roman" w:eastAsia="宋体" w:cs="Times New Roman"/>
+        <w:b/>
+        <w:color w:val="000000"/>
+        <w:sz w:val="21"/>
+      </w:rPr>
+      <w:fldChar w:fldCharType="begin"/>
+      <w:instrText> PAGE </w:instrText>
+      <w:fldChar w:fldCharType="separate"/>
+      <w:fldChar w:fldCharType="end"/>
+    </w:r>
+  </w:p>
+</w:ftr>
 </file>
 
 <file path=word/numbering.xml><?xml version="1.0" encoding="utf-8"?>
